--- a/client/tools/olivia_memory/说明.docx
+++ b/client/tools/olivia_memory/说明.docx
@@ -1714,6 +1714,32 @@
           <w:rFonts w:hint="eastAsia"/>
         </w:rPr>
         <w:t>完整堆栈，发这个就能查。</w:t>
+      </w:r>
+    </w:p>
+    <w:p>
+      <w:pPr>
+        <w:rPr>
+          <w:rFonts w:hint="eastAsia"/>
+        </w:rPr>
+      </w:pPr>
+      <w:r>
+        <w:rPr>
+          <w:rFonts w:hint="eastAsia"/>
+        </w:rPr>
+        <w:t xml:space="preserve">日志只记数量、时间和内部标记，不记信件的正文。所以它可以直接发出来；要看正文</w:t>
+      </w:r>
+    </w:p>
+    <w:p>
+      <w:pPr>
+        <w:rPr>
+          <w:rFonts w:hint="eastAsia"/>
+        </w:rPr>
+      </w:pPr>
+      <w:r>
+        <w:rPr>
+          <w:rFonts w:hint="eastAsia"/>
+        </w:rPr>
+        <w:t xml:space="preserve">就在控制台看，或者看菜单 5 写出来的对比文件。</w:t>
       </w:r>
     </w:p>
     <w:p>
